--- a/resumes/DaveDonahue.docx
+++ b/resumes/DaveDonahue.docx
@@ -7,20 +7,21 @@
         <w:pStyle w:val="NoSpacing"/>
         <w:jc w:val="center"/>
         <w:rPr>
+          <w:rFonts w:ascii="Times New Roman" w:hAnsi="Times New Roman" w:cs="Times New Roman"/>
           <w:b/>
           <w:bCs/>
-          <w:sz w:val="28"/>
-          <w:szCs w:val="28"/>
+          <w:sz w:val="36"/>
+          <w:szCs w:val="36"/>
         </w:rPr>
       </w:pPr>
       <w:bookmarkStart w:id="0" w:name="_GoBack"/>
-      <w:bookmarkEnd w:id="0"/>
-      <w:r>
-        <w:rPr>
+      <w:r>
+        <w:rPr>
+          <w:rFonts w:ascii="Times New Roman" w:hAnsi="Times New Roman" w:cs="Times New Roman"/>
           <w:b/>
           <w:bCs/>
-          <w:sz w:val="28"/>
-          <w:szCs w:val="28"/>
+          <w:sz w:val="36"/>
+          <w:szCs w:val="36"/>
         </w:rPr>
         <w:t>DAVE DONAHUE</w:t>
       </w:r>
@@ -30,23 +31,26 @@
         <w:pStyle w:val="NoSpacing"/>
         <w:jc w:val="center"/>
         <w:rPr>
-          <w:sz w:val="28"/>
-          <w:szCs w:val="28"/>
-        </w:rPr>
-      </w:pPr>
-    </w:p>
-    <w:p>
-      <w:pPr>
-        <w:pStyle w:val="NoSpacing"/>
-        <w:rPr>
-          <w:sz w:val="28"/>
-          <w:szCs w:val="28"/>
-        </w:rPr>
-      </w:pPr>
-      <w:r>
-        <w:rPr>
-          <w:sz w:val="28"/>
-          <w:szCs w:val="28"/>
+          <w:rFonts w:ascii="Times New Roman" w:hAnsi="Times New Roman" w:cs="Times New Roman"/>
+          <w:sz w:val="36"/>
+          <w:szCs w:val="36"/>
+        </w:rPr>
+      </w:pPr>
+    </w:p>
+    <w:p>
+      <w:pPr>
+        <w:pStyle w:val="NoSpacing"/>
+        <w:rPr>
+          <w:rFonts w:ascii="Times New Roman" w:hAnsi="Times New Roman" w:cs="Times New Roman"/>
+          <w:sz w:val="36"/>
+          <w:szCs w:val="36"/>
+        </w:rPr>
+      </w:pPr>
+      <w:r>
+        <w:rPr>
+          <w:rFonts w:ascii="Times New Roman" w:hAnsi="Times New Roman" w:cs="Times New Roman"/>
+          <w:sz w:val="36"/>
+          <w:szCs w:val="36"/>
         </w:rPr>
         <w:t>Played competitively for 20 years</w:t>
       </w:r>
@@ -55,39 +59,44 @@
       <w:pPr>
         <w:pStyle w:val="NoSpacing"/>
         <w:rPr>
-          <w:sz w:val="28"/>
-          <w:szCs w:val="28"/>
-        </w:rPr>
-      </w:pPr>
-    </w:p>
-    <w:p>
-      <w:pPr>
-        <w:pStyle w:val="NoSpacing"/>
-        <w:rPr>
-          <w:sz w:val="28"/>
-          <w:szCs w:val="28"/>
-        </w:rPr>
-      </w:pPr>
-      <w:r>
-        <w:rPr>
-          <w:sz w:val="28"/>
-          <w:szCs w:val="28"/>
+          <w:rFonts w:ascii="Times New Roman" w:hAnsi="Times New Roman" w:cs="Times New Roman"/>
+          <w:sz w:val="36"/>
+          <w:szCs w:val="36"/>
+        </w:rPr>
+      </w:pPr>
+    </w:p>
+    <w:p>
+      <w:pPr>
+        <w:pStyle w:val="NoSpacing"/>
+        <w:rPr>
+          <w:rFonts w:ascii="Times New Roman" w:hAnsi="Times New Roman" w:cs="Times New Roman"/>
+          <w:sz w:val="36"/>
+          <w:szCs w:val="36"/>
+        </w:rPr>
+      </w:pPr>
+      <w:r>
+        <w:rPr>
+          <w:rFonts w:ascii="Times New Roman" w:hAnsi="Times New Roman" w:cs="Times New Roman"/>
+          <w:sz w:val="36"/>
+          <w:szCs w:val="36"/>
         </w:rPr>
         <w:t xml:space="preserve">Started with </w:t>
       </w:r>
       <w:proofErr w:type="spellStart"/>
       <w:r>
         <w:rPr>
-          <w:sz w:val="28"/>
-          <w:szCs w:val="28"/>
+          <w:rFonts w:ascii="Times New Roman" w:hAnsi="Times New Roman" w:cs="Times New Roman"/>
+          <w:sz w:val="36"/>
+          <w:szCs w:val="36"/>
         </w:rPr>
         <w:t>Reasnor</w:t>
       </w:r>
       <w:proofErr w:type="spellEnd"/>
       <w:r>
         <w:rPr>
-          <w:sz w:val="28"/>
-          <w:szCs w:val="28"/>
+          <w:rFonts w:ascii="Times New Roman" w:hAnsi="Times New Roman" w:cs="Times New Roman"/>
+          <w:sz w:val="36"/>
+          <w:szCs w:val="36"/>
         </w:rPr>
         <w:t xml:space="preserve"> and Elkhart</w:t>
       </w:r>
@@ -96,23 +105,26 @@
       <w:pPr>
         <w:pStyle w:val="NoSpacing"/>
         <w:rPr>
-          <w:sz w:val="28"/>
-          <w:szCs w:val="28"/>
-        </w:rPr>
-      </w:pPr>
-    </w:p>
-    <w:p>
-      <w:pPr>
-        <w:pStyle w:val="NoSpacing"/>
-        <w:rPr>
-          <w:sz w:val="28"/>
-          <w:szCs w:val="28"/>
-        </w:rPr>
-      </w:pPr>
-      <w:r>
-        <w:rPr>
-          <w:sz w:val="28"/>
-          <w:szCs w:val="28"/>
+          <w:rFonts w:ascii="Times New Roman" w:hAnsi="Times New Roman" w:cs="Times New Roman"/>
+          <w:sz w:val="36"/>
+          <w:szCs w:val="36"/>
+        </w:rPr>
+      </w:pPr>
+    </w:p>
+    <w:p>
+      <w:pPr>
+        <w:pStyle w:val="NoSpacing"/>
+        <w:rPr>
+          <w:rFonts w:ascii="Times New Roman" w:hAnsi="Times New Roman" w:cs="Times New Roman"/>
+          <w:sz w:val="36"/>
+          <w:szCs w:val="36"/>
+        </w:rPr>
+      </w:pPr>
+      <w:r>
+        <w:rPr>
+          <w:rFonts w:ascii="Times New Roman" w:hAnsi="Times New Roman" w:cs="Times New Roman"/>
+          <w:sz w:val="36"/>
+          <w:szCs w:val="36"/>
         </w:rPr>
         <w:t>Played for La Pizza House, Henry J’s and Des Moines Metros</w:t>
       </w:r>
@@ -121,23 +133,26 @@
       <w:pPr>
         <w:pStyle w:val="NoSpacing"/>
         <w:rPr>
-          <w:sz w:val="28"/>
-          <w:szCs w:val="28"/>
-        </w:rPr>
-      </w:pPr>
-    </w:p>
-    <w:p>
-      <w:pPr>
-        <w:pStyle w:val="NoSpacing"/>
-        <w:rPr>
-          <w:sz w:val="28"/>
-          <w:szCs w:val="28"/>
-        </w:rPr>
-      </w:pPr>
-      <w:r>
-        <w:rPr>
-          <w:sz w:val="28"/>
-          <w:szCs w:val="28"/>
+          <w:rFonts w:ascii="Times New Roman" w:hAnsi="Times New Roman" w:cs="Times New Roman"/>
+          <w:sz w:val="36"/>
+          <w:szCs w:val="36"/>
+        </w:rPr>
+      </w:pPr>
+    </w:p>
+    <w:p>
+      <w:pPr>
+        <w:pStyle w:val="NoSpacing"/>
+        <w:rPr>
+          <w:rFonts w:ascii="Times New Roman" w:hAnsi="Times New Roman" w:cs="Times New Roman"/>
+          <w:sz w:val="36"/>
+          <w:szCs w:val="36"/>
+        </w:rPr>
+      </w:pPr>
+      <w:r>
+        <w:rPr>
+          <w:rFonts w:ascii="Times New Roman" w:hAnsi="Times New Roman" w:cs="Times New Roman"/>
+          <w:sz w:val="36"/>
+          <w:szCs w:val="36"/>
         </w:rPr>
         <w:t>Inducted into the Des Moines HOF</w:t>
       </w:r>
@@ -146,23 +161,26 @@
       <w:pPr>
         <w:pStyle w:val="NoSpacing"/>
         <w:rPr>
-          <w:sz w:val="28"/>
-          <w:szCs w:val="28"/>
-        </w:rPr>
-      </w:pPr>
-    </w:p>
-    <w:p>
-      <w:pPr>
-        <w:pStyle w:val="NoSpacing"/>
-        <w:rPr>
-          <w:sz w:val="28"/>
-          <w:szCs w:val="28"/>
-        </w:rPr>
-      </w:pPr>
-      <w:r>
-        <w:rPr>
-          <w:sz w:val="28"/>
-          <w:szCs w:val="28"/>
+          <w:rFonts w:ascii="Times New Roman" w:hAnsi="Times New Roman" w:cs="Times New Roman"/>
+          <w:sz w:val="36"/>
+          <w:szCs w:val="36"/>
+        </w:rPr>
+      </w:pPr>
+    </w:p>
+    <w:p>
+      <w:pPr>
+        <w:pStyle w:val="NoSpacing"/>
+        <w:rPr>
+          <w:rFonts w:ascii="Times New Roman" w:hAnsi="Times New Roman" w:cs="Times New Roman"/>
+          <w:sz w:val="36"/>
+          <w:szCs w:val="36"/>
+        </w:rPr>
+      </w:pPr>
+      <w:r>
+        <w:rPr>
+          <w:rFonts w:ascii="Times New Roman" w:hAnsi="Times New Roman" w:cs="Times New Roman"/>
+          <w:sz w:val="36"/>
+          <w:szCs w:val="36"/>
         </w:rPr>
         <w:t>Played on 9 State Championship teams</w:t>
       </w:r>
@@ -171,23 +189,26 @@
       <w:pPr>
         <w:pStyle w:val="NoSpacing"/>
         <w:rPr>
-          <w:sz w:val="28"/>
-          <w:szCs w:val="28"/>
-        </w:rPr>
-      </w:pPr>
-    </w:p>
-    <w:p>
-      <w:pPr>
-        <w:pStyle w:val="NoSpacing"/>
-        <w:rPr>
-          <w:sz w:val="28"/>
-          <w:szCs w:val="28"/>
-        </w:rPr>
-      </w:pPr>
-      <w:r>
-        <w:rPr>
-          <w:sz w:val="28"/>
-          <w:szCs w:val="28"/>
+          <w:rFonts w:ascii="Times New Roman" w:hAnsi="Times New Roman" w:cs="Times New Roman"/>
+          <w:sz w:val="36"/>
+          <w:szCs w:val="36"/>
+        </w:rPr>
+      </w:pPr>
+    </w:p>
+    <w:p>
+      <w:pPr>
+        <w:pStyle w:val="NoSpacing"/>
+        <w:rPr>
+          <w:rFonts w:ascii="Times New Roman" w:hAnsi="Times New Roman" w:cs="Times New Roman"/>
+          <w:sz w:val="36"/>
+          <w:szCs w:val="36"/>
+        </w:rPr>
+      </w:pPr>
+      <w:r>
+        <w:rPr>
+          <w:rFonts w:ascii="Times New Roman" w:hAnsi="Times New Roman" w:cs="Times New Roman"/>
+          <w:sz w:val="36"/>
+          <w:szCs w:val="36"/>
         </w:rPr>
         <w:t>Played in three ISC World Tournaments</w:t>
       </w:r>
@@ -196,23 +217,26 @@
       <w:pPr>
         <w:pStyle w:val="NoSpacing"/>
         <w:rPr>
-          <w:sz w:val="28"/>
-          <w:szCs w:val="28"/>
-        </w:rPr>
-      </w:pPr>
-    </w:p>
-    <w:p>
-      <w:pPr>
-        <w:pStyle w:val="NoSpacing"/>
-        <w:rPr>
-          <w:sz w:val="28"/>
-          <w:szCs w:val="28"/>
-        </w:rPr>
-      </w:pPr>
-      <w:r>
-        <w:rPr>
-          <w:sz w:val="28"/>
-          <w:szCs w:val="28"/>
+          <w:rFonts w:ascii="Times New Roman" w:hAnsi="Times New Roman" w:cs="Times New Roman"/>
+          <w:sz w:val="36"/>
+          <w:szCs w:val="36"/>
+        </w:rPr>
+      </w:pPr>
+    </w:p>
+    <w:p>
+      <w:pPr>
+        <w:pStyle w:val="NoSpacing"/>
+        <w:rPr>
+          <w:rFonts w:ascii="Times New Roman" w:hAnsi="Times New Roman" w:cs="Times New Roman"/>
+          <w:sz w:val="36"/>
+          <w:szCs w:val="36"/>
+        </w:rPr>
+      </w:pPr>
+      <w:r>
+        <w:rPr>
+          <w:rFonts w:ascii="Times New Roman" w:hAnsi="Times New Roman" w:cs="Times New Roman"/>
+          <w:sz w:val="36"/>
+          <w:szCs w:val="36"/>
         </w:rPr>
         <w:t>Played in four ASA National Tournaments</w:t>
       </w:r>
@@ -221,23 +245,26 @@
       <w:pPr>
         <w:pStyle w:val="NoSpacing"/>
         <w:rPr>
-          <w:sz w:val="28"/>
-          <w:szCs w:val="28"/>
-        </w:rPr>
-      </w:pPr>
-    </w:p>
-    <w:p>
-      <w:pPr>
-        <w:pStyle w:val="NoSpacing"/>
-        <w:rPr>
-          <w:sz w:val="28"/>
-          <w:szCs w:val="28"/>
-        </w:rPr>
-      </w:pPr>
-      <w:r>
-        <w:rPr>
-          <w:sz w:val="28"/>
-          <w:szCs w:val="28"/>
+          <w:rFonts w:ascii="Times New Roman" w:hAnsi="Times New Roman" w:cs="Times New Roman"/>
+          <w:sz w:val="36"/>
+          <w:szCs w:val="36"/>
+        </w:rPr>
+      </w:pPr>
+    </w:p>
+    <w:p>
+      <w:pPr>
+        <w:pStyle w:val="NoSpacing"/>
+        <w:rPr>
+          <w:rFonts w:ascii="Times New Roman" w:hAnsi="Times New Roman" w:cs="Times New Roman"/>
+          <w:sz w:val="36"/>
+          <w:szCs w:val="36"/>
+        </w:rPr>
+      </w:pPr>
+      <w:r>
+        <w:rPr>
+          <w:rFonts w:ascii="Times New Roman" w:hAnsi="Times New Roman" w:cs="Times New Roman"/>
+          <w:sz w:val="36"/>
+          <w:szCs w:val="36"/>
         </w:rPr>
         <w:t>Represented Iowa on a team that played the Canada National Team</w:t>
       </w:r>
@@ -246,23 +273,26 @@
       <w:pPr>
         <w:pStyle w:val="NoSpacing"/>
         <w:rPr>
-          <w:sz w:val="28"/>
-          <w:szCs w:val="28"/>
-        </w:rPr>
-      </w:pPr>
-    </w:p>
-    <w:p>
-      <w:pPr>
-        <w:pStyle w:val="NoSpacing"/>
-        <w:rPr>
-          <w:sz w:val="28"/>
-          <w:szCs w:val="28"/>
-        </w:rPr>
-      </w:pPr>
-      <w:r>
-        <w:rPr>
-          <w:sz w:val="28"/>
-          <w:szCs w:val="28"/>
+          <w:rFonts w:ascii="Times New Roman" w:hAnsi="Times New Roman" w:cs="Times New Roman"/>
+          <w:sz w:val="36"/>
+          <w:szCs w:val="36"/>
+        </w:rPr>
+      </w:pPr>
+    </w:p>
+    <w:p>
+      <w:pPr>
+        <w:pStyle w:val="NoSpacing"/>
+        <w:rPr>
+          <w:rFonts w:ascii="Times New Roman" w:hAnsi="Times New Roman" w:cs="Times New Roman"/>
+          <w:sz w:val="36"/>
+          <w:szCs w:val="36"/>
+        </w:rPr>
+      </w:pPr>
+      <w:r>
+        <w:rPr>
+          <w:rFonts w:ascii="Times New Roman" w:hAnsi="Times New Roman" w:cs="Times New Roman"/>
+          <w:sz w:val="36"/>
+          <w:szCs w:val="36"/>
         </w:rPr>
         <w:t>In 2000 played on two state tournament teams</w:t>
       </w:r>
@@ -271,23 +301,26 @@
       <w:pPr>
         <w:pStyle w:val="NoSpacing"/>
         <w:rPr>
-          <w:sz w:val="28"/>
-          <w:szCs w:val="28"/>
-        </w:rPr>
-      </w:pPr>
-    </w:p>
-    <w:p>
-      <w:pPr>
-        <w:pStyle w:val="NoSpacing"/>
-        <w:rPr>
-          <w:sz w:val="28"/>
-          <w:szCs w:val="28"/>
-        </w:rPr>
-      </w:pPr>
-      <w:r>
-        <w:rPr>
-          <w:sz w:val="28"/>
-          <w:szCs w:val="28"/>
+          <w:rFonts w:ascii="Times New Roman" w:hAnsi="Times New Roman" w:cs="Times New Roman"/>
+          <w:sz w:val="36"/>
+          <w:szCs w:val="36"/>
+        </w:rPr>
+      </w:pPr>
+    </w:p>
+    <w:p>
+      <w:pPr>
+        <w:pStyle w:val="NoSpacing"/>
+        <w:rPr>
+          <w:rFonts w:ascii="Times New Roman" w:hAnsi="Times New Roman" w:cs="Times New Roman"/>
+          <w:sz w:val="36"/>
+          <w:szCs w:val="36"/>
+        </w:rPr>
+      </w:pPr>
+      <w:r>
+        <w:rPr>
+          <w:rFonts w:ascii="Times New Roman" w:hAnsi="Times New Roman" w:cs="Times New Roman"/>
+          <w:sz w:val="36"/>
+          <w:szCs w:val="36"/>
         </w:rPr>
         <w:t>In one stretch hit 7 home runs over three games and was named to an all regional team</w:t>
       </w:r>
@@ -296,26 +329,30 @@
       <w:pPr>
         <w:pStyle w:val="NoSpacing"/>
         <w:rPr>
-          <w:sz w:val="28"/>
-          <w:szCs w:val="28"/>
-        </w:rPr>
-      </w:pPr>
-    </w:p>
-    <w:p>
-      <w:pPr>
-        <w:pStyle w:val="NoSpacing"/>
-        <w:rPr>
-          <w:sz w:val="28"/>
-          <w:szCs w:val="28"/>
-        </w:rPr>
-      </w:pPr>
-      <w:r>
-        <w:rPr>
-          <w:sz w:val="28"/>
-          <w:szCs w:val="28"/>
+          <w:rFonts w:ascii="Times New Roman" w:hAnsi="Times New Roman" w:cs="Times New Roman"/>
+          <w:sz w:val="36"/>
+          <w:szCs w:val="36"/>
+        </w:rPr>
+      </w:pPr>
+    </w:p>
+    <w:p>
+      <w:pPr>
+        <w:pStyle w:val="NoSpacing"/>
+        <w:rPr>
+          <w:rFonts w:ascii="Times New Roman" w:hAnsi="Times New Roman" w:cs="Times New Roman"/>
+          <w:sz w:val="36"/>
+          <w:szCs w:val="36"/>
+        </w:rPr>
+      </w:pPr>
+      <w:r>
+        <w:rPr>
+          <w:rFonts w:ascii="Times New Roman" w:hAnsi="Times New Roman" w:cs="Times New Roman"/>
+          <w:sz w:val="36"/>
+          <w:szCs w:val="36"/>
         </w:rPr>
         <w:t>Named MVP of the Ron Owen Memorial Tournament</w:t>
       </w:r>
+      <w:bookmarkEnd w:id="0"/>
     </w:p>
     <w:sectPr>
       <w:pgSz w:w="12240" w:h="15840"/>
